--- a/companies/saltmarsh-environmental/Engagements/Dyer and Sons/2015.08.26 - Status Report - Dyer and Sons v2 FINAL.docx
+++ b/companies/saltmarsh-environmental/Engagements/Dyer and Sons/2015.08.26 - Status Report - Dyer and Sons v2 FINAL.docx
@@ -7,7 +7,12 @@
         <w:pStyle w:val="Heading1"/>
       </w:pPr>
       <w:r>
-        <w:t>Status Report: Wetland Delineation, Dyer and Sons</w:t>
+        <w:t>Status Report: Wetland Delineation</w:t>
+      </w:r>
+    </w:p>
+    <w:p>
+      <w:r>
+        <w:t>Prepared for Dyer and Sons</w:t>
       </w:r>
     </w:p>
     <w:p>
@@ -15,22 +20,17 @@
         <w:pStyle w:val="Heading2"/>
       </w:pPr>
       <w:r>
-        <w:t>Status Summary</w:t>
+        <w:t>Where Things Stand</w:t>
       </w:r>
     </w:p>
     <w:p>
       <w:r>
-        <w:t>The delineation is at roughly its midpoint and is proceeding on schedule. The background review is complete. The western and southern margins of the wetland have been flagged and re-walked, the sample point pairs on the upland transition have been described and documented, and the flag positions established to date have been located by GPS. The northern margin remains to be flagged, and one reach, the ditch corridor, remains unresolved and is the subject of additional field work this period. No boundary is reported here. The line is not final until it has been re-walked in full and the report has been reviewed and issued.</w:t>
+        <w:t>We are about halfway through the work for Dyer and Sons, and it is going the way we planned. The field delineation is largely done. The boundary is walked and flagged across the parcel, and we are moving into the survey tie-in and the report. Nothing so far has surprised us, which on this kind of work is the outcome we want.</w:t>
       </w:r>
     </w:p>
     <w:p>
       <w:r>
-        <w:t>This report covers the period since the working session held with your office. It describes what has been done, what is scheduled next, and what could move the schedule or the outcome. It does not offer conclusions, and a reach described here as unresolved should be treated as unresolved.</w:t>
-      </w:r>
-    </w:p>
-    <w:p>
-      <w:r>
-        <w:t>Field conditions this period continued wetter than normal for the season. Antecedent precipitation was logged on each field day and is carried in the field record, and it bears on the soils evidence in the one reach discussed below. It is stated here because it is the sort of condition that is obvious in August and invisible in a file two years later.</w:t>
+        <w:t>The short version is that the parcel behaves the way the maps suggested it might, only the line is tighter in one place and looser in another once you are standing on it. We have a boundary we can stand behind for most of the site, and one reach we took a second look at before committing. We wrote it all down as we went, so the report will be built on the field record and not on anyone's memory of the day.</w:t>
       </w:r>
     </w:p>
     <w:p>
@@ -38,7 +38,7 @@
         <w:pStyle w:val="Heading2"/>
       </w:pPr>
       <w:r>
-        <w:t>Accomplishments This Period</w:t>
+        <w:t>What We Finished This Period</w:t>
       </w:r>
     </w:p>
     <w:p>
@@ -46,7 +46,7 @@
         <w:pStyle w:val="ListBullet"/>
       </w:pPr>
       <w:r>
-        <w:t>Two additional sample point pairs were established in the ditch corridor by John Sanchez. Soil profiles were described to the required depth at each and the data forms are complete.</w:t>
+        <w:t>Angela Williams and Mary Foster walked and flagged the boundary across the accessible portions of the parcel.</w:t>
       </w:r>
     </w:p>
     <w:p>
@@ -54,7 +54,7 @@
         <w:pStyle w:val="ListBullet"/>
       </w:pPr>
       <w:r>
-        <w:t>The western and southern margins were re-walked. Three flags were moved, none by more than a short distance, and each move is documented against the profile that occasioned it.</w:t>
+        <w:t>We recorded paired sample points and completed a data form at each one, inside the line and out.</w:t>
       </w:r>
     </w:p>
     <w:p>
@@ -62,7 +62,7 @@
         <w:pStyle w:val="ListBullet"/>
       </w:pPr>
       <w:r>
-        <w:t>The eastern margin gauge check was performed by Mary Foster. Observed tide stage and predicted stage were both recorded on each visit. The discrepancy noted at the working session persists and is now documented across three visits rather than one.</w:t>
+        <w:t>We described the soils at every pit and logged the sediment observations the report will rest on.</w:t>
       </w:r>
     </w:p>
     <w:p>
@@ -70,7 +70,7 @@
         <w:pStyle w:val="ListBullet"/>
       </w:pPr>
       <w:r>
-        <w:t>Flag positions established to date were surveyed and the base figure was drafted. The figure set now carries the sample point locations, the flag line as flagged, and the photograph stations.</w:t>
+        <w:t>We resolved the one marginal reach with a return visit, so the call there rests on soils and hydrology rather than vegetation alone.</w:t>
       </w:r>
     </w:p>
     <w:p>
@@ -78,7 +78,20 @@
         <w:pStyle w:val="ListBullet"/>
       </w:pPr>
       <w:r>
-        <w:t>The photograph log was reconciled against the field notebook by Mary Foster. Two photographs were unlabeled and have been matched to stations by the notebook record; both are annotated as reconstructed rather than logged in the field.</w:t>
+        <w:t>We kept the field forms and the flag log together, so the file already tells most of the story.</w:t>
+      </w:r>
+    </w:p>
+    <w:p>
+      <w:r>
+        <w:t>The one thing worth pulling out of that list is the marginal reach along the channel. The plants there could be read two ways, and reading them either way would move the line, so we went back and let the soils and the water settle it. That is the kind of spot a reviewer will look at first, so we would rather have it clean now.</w:t>
+      </w:r>
+    </w:p>
+    <w:p>
+      <w:pPr>
+        <w:pStyle w:val="Heading2"/>
+      </w:pPr>
+      <w:r>
+        <w:t>What Comes Next</w:t>
       </w:r>
     </w:p>
     <w:p>
@@ -86,7 +99,36 @@
         <w:pStyle w:val="ListBullet"/>
       </w:pPr>
       <w:r>
-        <w:t>The background section was drafted from the records review, with sources named and the gaps in the record stated as gaps.</w:t>
+        <w:t>Bring in the survey crew to locate the flags and tie the boundary to a drawing.</w:t>
+      </w:r>
+    </w:p>
+    <w:p>
+      <w:pPr>
+        <w:pStyle w:val="ListBullet"/>
+      </w:pPr>
+      <w:r>
+        <w:t>John Sanchez drafts the delineation report and the request for a jurisdictional determination.</w:t>
+      </w:r>
+    </w:p>
+    <w:p>
+      <w:pPr>
+        <w:pStyle w:val="ListBullet"/>
+      </w:pPr>
+      <w:r>
+        <w:t>We check the field record and the figures internally before anything leaves the office.</w:t>
+      </w:r>
+    </w:p>
+    <w:p>
+      <w:pPr>
+        <w:pStyle w:val="ListBullet"/>
+      </w:pPr>
+      <w:r>
+        <w:t>You see a draft, and we walk the line with you, before the package goes to the agency.</w:t>
+      </w:r>
+    </w:p>
+    <w:p>
+      <w:r>
+        <w:t>None of that is a surprise to you, and that is on purpose. The next stretch is mostly desk work and coordination, not field days, so it should move a little faster than the flagging did, weather permitting. We will keep you in the loop as the report comes together, not just when it is finished. If anything shifts the line or the schedule in a way that matters to your plans, you will hear it from us the same week we see it, not at the end.</w:t>
       </w:r>
     </w:p>
     <w:p>
@@ -94,47 +136,17 @@
         <w:pStyle w:val="Heading2"/>
       </w:pPr>
       <w:r>
-        <w:t>Upcoming Work</w:t>
+        <w:t>Risks and Watch Items</w:t>
       </w:r>
     </w:p>
     <w:p>
-      <w:pPr>
-        <w:pStyle w:val="ListBullet"/>
-      </w:pPr>
       <w:r>
-        <w:t>Flag the northern margin and complete the sample point pairs along it. John Sanchez leads; two field days are scheduled.</w:t>
+        <w:t>A few things are worth naming now, and none of them is blocking. The field visits depend on tide windows and on access staying open, so weather can move a day here and there. The marginal reach could still shift the line slightly when the survey comes back, though we do not expect much. And once we submit, the agency's review runs on its own clock, which is outside our hands and outside yours.</w:t>
       </w:r>
     </w:p>
     <w:p>
-      <w:pPr>
-        <w:pStyle w:val="ListBullet"/>
-      </w:pPr>
       <w:r>
-        <w:t>Re-walk the full boundary once flagging is complete. This is a second pass over the entire line, not a spot check of the new work.</w:t>
-      </w:r>
-    </w:p>
-    <w:p>
-      <w:pPr>
-        <w:pStyle w:val="ListBullet"/>
-      </w:pPr>
-      <w:r>
-        <w:t>Survey the remaining flag positions and complete the figure set.</w:t>
-      </w:r>
-    </w:p>
-    <w:p>
-      <w:pPr>
-        <w:pStyle w:val="ListBullet"/>
-      </w:pPr>
-      <w:r>
-        <w:t>Resolve or characterize the ditch corridor. If the field evidence does not resolve it, the report will describe the corridor as ambiguous and state what evidence would resolve it, rather than settle it by inference.</w:t>
-      </w:r>
-    </w:p>
-    <w:p>
-      <w:pPr>
-        <w:pStyle w:val="ListBullet"/>
-      </w:pPr>
-      <w:r>
-        <w:t>Draft the delineation report and route it for internal review. Nothing is issued to Dyer and Sons before that review is complete.</w:t>
+        <w:t>We are telling you about them now because they are the kind of thing you would want to know early, not at the end. None of them changes the scope, and none of them changes what we think the answer is. They are the ordinary weather of a delineation, and we are watching them so you do not have to.</w:t>
       </w:r>
     </w:p>
     <w:p>
@@ -142,49 +154,12 @@
         <w:pStyle w:val="Heading2"/>
       </w:pPr>
       <w:r>
-        <w:t>Risks</w:t>
+        <w:t>Next Step</w:t>
       </w:r>
     </w:p>
     <w:p>
       <w:r>
-        <w:t>Three matters could affect the schedule or the deliverable, and each is stated here so that it is on the record rather than in a conversation.</w:t>
-      </w:r>
-    </w:p>
-    <w:p>
-      <w:pPr>
-        <w:pStyle w:val="ListBullet"/>
-      </w:pPr>
-      <w:r>
-        <w:t>The ditch corridor may not resolve on field evidence alone. The soil indicators are marginal across a short distance and the season has been wetter than normal. If the corridor remains ambiguous, the report will say so. An ambiguous reach is more likely to draw an agency site visit, which is outside the schedule described here.</w:t>
-      </w:r>
-    </w:p>
-    <w:p>
-      <w:pPr>
-        <w:pStyle w:val="ListBullet"/>
-      </w:pPr>
-      <w:r>
-        <w:t>The age and authority of the fill in the corridor are not established in the available record. The site files were requested from your office and have not been received. If they do not arrive before the draft is assembled, the report will state that the record does not support a determination on that point. This is a gap we would rather document than fill by assumption.</w:t>
-      </w:r>
-    </w:p>
-    <w:p>
-      <w:pPr>
-        <w:pStyle w:val="ListBullet"/>
-      </w:pPr>
-      <w:r>
-        <w:t>The tide stage discrepancy on the eastern margin is documented but not explained. It has not moved any flag to date. If the next visits show the same pattern, the eastern margin observations will be qualified in the report accordingly.</w:t>
-      </w:r>
-    </w:p>
-    <w:p>
-      <w:pPr>
-        <w:pStyle w:val="ListBullet"/>
-      </w:pPr>
-      <w:r>
-        <w:t>Site access for the remaining field days is arranged through your office under the existing authorization. A delay in access moves the field schedule day for day, and we would rather tell you early than absorb it.</w:t>
-      </w:r>
-    </w:p>
-    <w:p>
-      <w:r>
-        <w:t>Angela Williams prepared this report from the field record. Questions about the field observations are best directed to John Sanchez, and questions about the field record itself to Mary Foster, who keeps it.</w:t>
+        <w:t>The next thing you will see from us is the survey-tied flag line, and we will walk it with you before we write it up. We will call your office to set that walk once the survey crew has been out, and we will bring the field forms along so you can see the line the way we drew it.</w:t>
       </w:r>
     </w:p>
     <w:sectPr>
